--- a/docx/word/13_轴承寿命预测与故障诊断系统_结题报告_zyj.docx
+++ b/docx/word/13_轴承寿命预测与故障诊断系统_结题报告_zyj.docx
@@ -177,7 +177,7 @@
         <w:pStyle w:val="FirstParagraph"/>
       </w:pPr>
       <w:r>
-        <w:t xml:space="preserve">本项目面向轴承预测性维护课程场景，建设一个可运行、可测试、可复查的轴承寿命预测与故障诊断系统。系统围绕两个公开数据集展开：PHM2012 用于剩余寿命 RUL 回归复现，XJTU-SY 用于健康/故障诊断复现。项目重点不是搭建在线工业平台，而是在本地工程环境中形成从数据接入、特征工程、模型训练、指标评估到文档交付的闭环证据链。</w:t>
+        <w:t xml:space="preserve">本项目面向轴承预测性维护课程场景，建设一个可运行、可测试、可复查的轴承寿命预测与故障诊断系统。系统围绕两个公开数据集展开：PHM2012 用于剩余寿命 RUL 回归复现，XJTU-SY 用于健康/故障诊断复现。项目重点不是搭建在线工业平台，而是在本地工程环境中形成从数据接入、特征工程、模型训练到评估输出的闭环证据链。</w:t>
       </w:r>
     </w:p>
     <w:p>
@@ -545,7 +545,7 @@
               <w:jc w:val="left"/>
             </w:pPr>
             <w:r>
-              <w:t xml:space="preserve">文档交付</w:t>
+              <w:t xml:space="preserve">交付材料</w:t>
             </w:r>
           </w:p>
         </w:tc>

--- a/docx/word/13_轴承寿命预测与故障诊断系统_结题报告_zyj.docx
+++ b/docx/word/13_轴承寿命预测与故障诊断系统_结题报告_zyj.docx
@@ -2,7 +2,7 @@
 <file path=word/document.xml><?xml version="1.0" encoding="utf-8"?>
 <w:document xmlns:w="http://schemas.openxmlformats.org/wordprocessingml/2006/main" xmlns:m="http://schemas.openxmlformats.org/officeDocument/2006/math" xmlns:r="http://schemas.openxmlformats.org/officeDocument/2006/relationships" xmlns:o="urn:schemas-microsoft-com:office:office" xmlns:v="urn:schemas-microsoft-com:vml" xmlns:w10="urn:schemas-microsoft-com:office:word" xmlns:a="http://schemas.openxmlformats.org/drawingml/2006/main" xmlns:pic="http://schemas.openxmlformats.org/drawingml/2006/picture" xmlns:wp="http://schemas.openxmlformats.org/drawingml/2006/wordprocessingDrawing">
   <w:body>
-    <w:bookmarkStart w:id="29" w:name="轴承寿命预测与故障诊断系统结题报告"/>
+    <w:bookmarkStart w:id="31" w:name="轴承寿命预测与故障诊断系统结题报告"/>
     <w:p>
       <w:pPr>
         <w:pStyle w:val="Heading1"/>
@@ -185,7 +185,7 @@
         <w:pStyle w:val="BodyText"/>
       </w:pPr>
       <w:r>
-        <w:t xml:space="preserve">当前代码采用 Python 3.11、uv 包管理和 PyTorch 2.10 依赖范围。源码物理路径为</w:t>
+        <w:t xml:space="preserve">当前代码采用 Python 3.11、uv 包管理和 PyTorch 2.10 依赖范围。系统提供</w:t>
       </w:r>
       <w:r>
         <w:t xml:space="preserve"> </w:t>
@@ -194,25 +194,13 @@
         <w:rPr>
           <w:rStyle w:val="VerbatimChar"/>
         </w:rPr>
-        <w:t xml:space="preserve">src/USTC/SSE/BearingPrediction</w:t>
-      </w:r>
-      <w:r>
-        <w:t xml:space="preserve">，示例和 Notebook 中推荐通过</w:t>
+        <w:t xml:space="preserve">phm</w:t>
       </w:r>
       <w:r>
         <w:t xml:space="preserve"> </w:t>
       </w:r>
       <w:r>
-        <w:rPr>
-          <w:rStyle w:val="VerbatimChar"/>
-        </w:rPr>
-        <w:t xml:space="preserve">from phm...</w:t>
-      </w:r>
-      <w:r>
-        <w:t xml:space="preserve"> </w:t>
-      </w:r>
-      <w:r>
-        <w:t xml:space="preserve">导入。数据路径通过</w:t>
+        <w:t xml:space="preserve">统一命令入口，支持数据分析、论文主线训练、baseline benchmark 和报告输出。数据路径通过</w:t>
       </w:r>
       <w:r>
         <w:t xml:space="preserve"> </w:t>
@@ -287,7 +275,7 @@
         <w:t xml:space="preserve">[B, 32, 276]</w:t>
       </w:r>
       <w:r>
-        <w:t xml:space="preserve">。200 epoch 训练采用 MPS 设备，最佳验证点为 epoch 124，结果记录为 validation MSE 0.002183、test MSE 0.040336、test RMSE 0.2008、test MAE 0.1550。</w:t>
+        <w:t xml:space="preserve">。200 epoch 训练采用 MPS 设备，最佳验证点为 epoch 194，结果记录为 validation MSE 0.000098、test MSE 0.021532、test RMSE 0.1467、test MAE 0.1050。</w:t>
       </w:r>
     </w:p>
     <w:p>
@@ -295,7 +283,7 @@
         <w:pStyle w:val="BodyText"/>
       </w:pPr>
       <w:r>
-        <w:t xml:space="preserve">XJTU-SY 故障诊断主线参考论文为《A Comparative Study on Deep Learning Methods for Fault Diagnosis and Prognosis of Rolling Element Bearings》。本地复现使用 ResCNN-LSTM 二分类模型，输入为 8 个快照窗口，每个快照 552 维特征：双通道各包含 FFT 256 维、8 个时域特征、7 个频域统计特征和 5 个频带能量特征。测试集结果为 accuracy 0.9963、macro-F1 0.9949、fault-F1 0.9922，混淆矩阵为</w:t>
+        <w:t xml:space="preserve">XJTU-SY 故障诊断主线参考论文为《A Comparative Study on Deep Learning Methods for Fault Diagnosis and Prognosis of Rolling Element Bearings》。本地复现使用 ResCNN-LSTM 二分类模型，输入为 8 个快照窗口，每个快照 552 维特征：双通道各包含 FFT 256 维、8 个时域特征、7 个频域统计特征和 5 个频带能量特征。测试集结果为 accuracy 0.9971、macro-F1 0.9959、fault-F1 0.9938，混淆矩阵为</w:t>
       </w:r>
       <w:r>
         <w:t xml:space="preserve"> </w:t>
@@ -304,14 +292,14 @@
         <w:rPr>
           <w:rStyle w:val="VerbatimChar"/>
         </w:rPr>
-        <w:t xml:space="preserve">[[1043, 3], [2, 318]]</w:t>
+        <w:t xml:space="preserve">[[1044, 2], [2, 318]]</w:t>
       </w:r>
       <w:r>
         <w:t xml:space="preserve">。</w:t>
       </w:r>
     </w:p>
     <w:bookmarkEnd w:id="21"/>
-    <w:bookmarkStart w:id="27" w:name="完成情况"/>
+    <w:bookmarkStart w:id="29" w:name="完成情况"/>
     <w:p>
       <w:pPr>
         <w:pStyle w:val="Heading2"/>
@@ -462,7 +450,7 @@
               <w:jc w:val="left"/>
             </w:pPr>
             <w:r>
-              <w:t xml:space="preserve">PHM2012 指标图与 Notebook 输出</w:t>
+              <w:t xml:space="preserve">PHM2012 指标图、预测曲线与 run 输出</w:t>
             </w:r>
           </w:p>
         </w:tc>
@@ -510,7 +498,7 @@
               <w:jc w:val="left"/>
             </w:pPr>
             <w:r>
-              <w:t xml:space="preserve">测试验证</w:t>
+              <w:t xml:space="preserve">Baseline 对比</w:t>
             </w:r>
           </w:p>
         </w:tc>
@@ -532,7 +520,7 @@
               <w:jc w:val="left"/>
             </w:pPr>
             <w:r>
-              <w:t xml:space="preserve">单元、集成、确认测试报告</w:t>
+              <w:t xml:space="preserve">Ridge、RandomForest、Rocket/sktime 与深度模型矩阵</w:t>
             </w:r>
           </w:p>
         </w:tc>
@@ -545,6 +533,79 @@
               <w:jc w:val="left"/>
             </w:pPr>
             <w:r>
+              <w:t xml:space="preserve">CLI 工程入口</w:t>
+            </w:r>
+          </w:p>
+        </w:tc>
+        <w:tc>
+          <w:p>
+            <w:pPr>
+              <w:pStyle w:val="Compact"/>
+              <w:jc w:val="left"/>
+            </w:pPr>
+            <w:r>
+              <w:t xml:space="preserve">已完成</w:t>
+            </w:r>
+          </w:p>
+        </w:tc>
+        <w:tc>
+          <w:p>
+            <w:pPr>
+              <w:pStyle w:val="Compact"/>
+              <w:jc w:val="left"/>
+            </w:pPr>
+            <w:r>
+              <w:rPr>
+                <w:rStyle w:val="VerbatimChar"/>
+              </w:rPr>
+              <w:t xml:space="preserve">phm analyze/train/benchmark/report</w:t>
+            </w:r>
+          </w:p>
+        </w:tc>
+      </w:tr>
+      <w:tr>
+        <w:tc>
+          <w:p>
+            <w:pPr>
+              <w:pStyle w:val="Compact"/>
+              <w:jc w:val="left"/>
+            </w:pPr>
+            <w:r>
+              <w:t xml:space="preserve">测试验证</w:t>
+            </w:r>
+          </w:p>
+        </w:tc>
+        <w:tc>
+          <w:p>
+            <w:pPr>
+              <w:pStyle w:val="Compact"/>
+              <w:jc w:val="left"/>
+            </w:pPr>
+            <w:r>
+              <w:t xml:space="preserve">已完成</w:t>
+            </w:r>
+          </w:p>
+        </w:tc>
+        <w:tc>
+          <w:p>
+            <w:pPr>
+              <w:pStyle w:val="Compact"/>
+              <w:jc w:val="left"/>
+            </w:pPr>
+            <w:r>
+              <w:t xml:space="preserve">单元、集成、确认测试报告</w:t>
+            </w:r>
+          </w:p>
+        </w:tc>
+      </w:tr>
+      <w:tr>
+        <w:tc>
+          <w:p>
+            <w:pPr>
+              <w:pStyle w:val="Compact"/>
+              <w:jc w:val="left"/>
+            </w:pPr>
+            <w:r>
               <w:t xml:space="preserve">交付材料</w:t>
             </w:r>
           </w:p>
@@ -580,7 +641,7 @@
       <w:r>
         <w:drawing>
           <wp:inline>
-            <wp:extent cx="5334000" cy="3072815"/>
+            <wp:extent cx="5334000" cy="2844800"/>
             <wp:effectExtent b="0" l="0" r="0" t="0"/>
             <wp:docPr descr="系统 UML 架构图" title="" id="1" name="Picture"/>
             <a:graphic>
@@ -601,7 +662,7 @@
                   <pic:spPr bwMode="auto">
                     <a:xfrm>
                       <a:off x="0" y="0"/>
-                      <a:ext cx="5334000" cy="3072815"/>
+                      <a:ext cx="5334000" cy="2844800"/>
                     </a:xfrm>
                     <a:prstGeom prst="rect">
                       <a:avLst/>
@@ -690,14 +751,14 @@
       <w:r>
         <w:drawing>
           <wp:inline>
-            <wp:extent cx="5334000" cy="2864237"/>
+            <wp:extent cx="5334000" cy="4953000"/>
             <wp:effectExtent b="0" l="0" r="0" t="0"/>
-            <wp:docPr descr="PHM2012 RUL 指标图" title="" id="1" name="Picture"/>
+            <wp:docPr descr="PHM2012 RUL 预测曲线" title="" id="1" name="Picture"/>
             <a:graphic>
               <a:graphicData uri="http://schemas.openxmlformats.org/drawingml/2006/picture">
                 <pic:pic>
                   <pic:nvPicPr>
-                    <pic:cNvPr descr="../img/phm2012_rul_metrics.png" id="0" name="Picture"/>
+                    <pic:cNvPr descr="../img/phm2012_rul_prediction_curves.png" id="0" name="Picture"/>
                     <pic:cNvPicPr>
                       <a:picLocks noChangeArrowheads="1" noChangeAspect="1"/>
                     </pic:cNvPicPr>
@@ -711,7 +772,7 @@
                   <pic:spPr bwMode="auto">
                     <a:xfrm>
                       <a:off x="0" y="0"/>
-                      <a:ext cx="5334000" cy="2864237"/>
+                      <a:ext cx="5334000" cy="4953000"/>
                     </a:xfrm>
                     <a:prstGeom prst="rect">
                       <a:avLst/>
@@ -735,7 +796,7 @@
         <w:pStyle w:val="ImageCaption"/>
       </w:pPr>
       <w:r>
-        <w:t xml:space="preserve">PHM2012 RUL 指标图</w:t>
+        <w:t xml:space="preserve">PHM2012 RUL 预测曲线</w:t>
       </w:r>
     </w:p>
     <w:p>
@@ -745,7 +806,7 @@
       <w:r>
         <w:drawing>
           <wp:inline>
-            <wp:extent cx="5334000" cy="2799428"/>
+            <wp:extent cx="5334000" cy="3048000"/>
             <wp:effectExtent b="0" l="0" r="0" t="0"/>
             <wp:docPr descr="训练/验证指标图" title="" id="1" name="Picture"/>
             <a:graphic>
@@ -766,7 +827,7 @@
                   <pic:spPr bwMode="auto">
                     <a:xfrm>
                       <a:off x="0" y="0"/>
-                      <a:ext cx="5334000" cy="2799428"/>
+                      <a:ext cx="5334000" cy="3048000"/>
                     </a:xfrm>
                     <a:prstGeom prst="rect">
                       <a:avLst/>
@@ -800,7 +861,7 @@
       <w:r>
         <w:drawing>
           <wp:inline>
-            <wp:extent cx="5334000" cy="3969977"/>
+            <wp:extent cx="4389120" cy="3657600"/>
             <wp:effectExtent b="0" l="0" r="0" t="0"/>
             <wp:docPr descr="XJTU-SY 混淆矩阵热力图" title="" id="1" name="Picture"/>
             <a:graphic>
@@ -821,7 +882,7 @@
                   <pic:spPr bwMode="auto">
                     <a:xfrm>
                       <a:off x="0" y="0"/>
-                      <a:ext cx="5334000" cy="3969977"/>
+                      <a:ext cx="4389120" cy="3657600"/>
                     </a:xfrm>
                     <a:prstGeom prst="rect">
                       <a:avLst/>
@@ -848,8 +909,118 @@
         <w:t xml:space="preserve">XJTU-SY 混淆矩阵热力图</w:t>
       </w:r>
     </w:p>
-    <w:bookmarkEnd w:id="27"/>
-    <w:bookmarkStart w:id="28" w:name="结论"/>
+    <w:p>
+      <w:pPr>
+        <w:pStyle w:val="CaptionedFigure"/>
+      </w:pPr>
+      <w:r>
+        <w:drawing>
+          <wp:inline>
+            <wp:extent cx="5334000" cy="2800349"/>
+            <wp:effectExtent b="0" l="0" r="0" t="0"/>
+            <wp:docPr descr="RUL Baseline 对比" title="" id="1" name="Picture"/>
+            <a:graphic>
+              <a:graphicData uri="http://schemas.openxmlformats.org/drawingml/2006/picture">
+                <pic:pic>
+                  <pic:nvPicPr>
+                    <pic:cNvPr descr="../img/rul_benchmark.png" id="0" name="Picture"/>
+                    <pic:cNvPicPr>
+                      <a:picLocks noChangeArrowheads="1" noChangeAspect="1"/>
+                    </pic:cNvPicPr>
+                  </pic:nvPicPr>
+                  <pic:blipFill>
+                    <a:blip r:embed="rId27"/>
+                    <a:stretch>
+                      <a:fillRect/>
+                    </a:stretch>
+                  </pic:blipFill>
+                  <pic:spPr bwMode="auto">
+                    <a:xfrm>
+                      <a:off x="0" y="0"/>
+                      <a:ext cx="5334000" cy="2800349"/>
+                    </a:xfrm>
+                    <a:prstGeom prst="rect">
+                      <a:avLst/>
+                    </a:prstGeom>
+                    <a:noFill/>
+                    <a:ln w="9525">
+                      <a:noFill/>
+                      <a:headEnd/>
+                      <a:tailEnd/>
+                    </a:ln>
+                  </pic:spPr>
+                </pic:pic>
+              </a:graphicData>
+            </a:graphic>
+          </wp:inline>
+        </w:drawing>
+      </w:r>
+    </w:p>
+    <w:p>
+      <w:pPr>
+        <w:pStyle w:val="ImageCaption"/>
+      </w:pPr>
+      <w:r>
+        <w:t xml:space="preserve">RUL Baseline 对比</w:t>
+      </w:r>
+    </w:p>
+    <w:p>
+      <w:pPr>
+        <w:pStyle w:val="CaptionedFigure"/>
+      </w:pPr>
+      <w:r>
+        <w:drawing>
+          <wp:inline>
+            <wp:extent cx="5334000" cy="2800349"/>
+            <wp:effectExtent b="0" l="0" r="0" t="0"/>
+            <wp:docPr descr="Fault Baseline 对比" title="" id="1" name="Picture"/>
+            <a:graphic>
+              <a:graphicData uri="http://schemas.openxmlformats.org/drawingml/2006/picture">
+                <pic:pic>
+                  <pic:nvPicPr>
+                    <pic:cNvPr descr="../img/fault_benchmark.png" id="0" name="Picture"/>
+                    <pic:cNvPicPr>
+                      <a:picLocks noChangeArrowheads="1" noChangeAspect="1"/>
+                    </pic:cNvPicPr>
+                  </pic:nvPicPr>
+                  <pic:blipFill>
+                    <a:blip r:embed="rId28"/>
+                    <a:stretch>
+                      <a:fillRect/>
+                    </a:stretch>
+                  </pic:blipFill>
+                  <pic:spPr bwMode="auto">
+                    <a:xfrm>
+                      <a:off x="0" y="0"/>
+                      <a:ext cx="5334000" cy="2800349"/>
+                    </a:xfrm>
+                    <a:prstGeom prst="rect">
+                      <a:avLst/>
+                    </a:prstGeom>
+                    <a:noFill/>
+                    <a:ln w="9525">
+                      <a:noFill/>
+                      <a:headEnd/>
+                      <a:tailEnd/>
+                    </a:ln>
+                  </pic:spPr>
+                </pic:pic>
+              </a:graphicData>
+            </a:graphic>
+          </wp:inline>
+        </w:drawing>
+      </w:r>
+    </w:p>
+    <w:p>
+      <w:pPr>
+        <w:pStyle w:val="ImageCaption"/>
+      </w:pPr>
+      <w:r>
+        <w:t xml:space="preserve">Fault Baseline 对比</w:t>
+      </w:r>
+    </w:p>
+    <w:bookmarkEnd w:id="29"/>
+    <w:bookmarkStart w:id="30" w:name="结论"/>
     <w:p>
       <w:pPr>
         <w:pStyle w:val="Heading2"/>
@@ -866,8 +1037,8 @@
         <w:t xml:space="preserve">系统已形成可运行、可测试、可展示的课程交付闭环。增强训练后 RUL 主线测试误差较旧版 FFT-only 配置明显下降，但跨轴承泛化仍受数据划分、随机种子、退化标签和训练策略影响；故障诊断主线在当前健康/故障二分类设置下指标稳定，适合用于答辩展示。</w:t>
       </w:r>
     </w:p>
-    <w:bookmarkEnd w:id="28"/>
-    <w:bookmarkEnd w:id="29"/>
+    <w:bookmarkEnd w:id="30"/>
+    <w:bookmarkEnd w:id="31"/>
     <w:sectPr/>
   </w:body>
 </w:document>
